--- a/fuentes/228122_CF03_CFA.docx
+++ b/fuentes/228122_CF03_CFA.docx
@@ -4090,15 +4090,7 @@
     </w:p>
     <w:p>
       <w:r>
-        <w:t xml:space="preserve">Operadores que permiten relacionar dos o más proposiciones para formar expresiones lógicas compuestas. Incluyen la conjunción (y), disyunción (o), negación (no), implicación (si… entonces) y equivalencia (si y solo </w:t>
-      </w:r>
-      <w:proofErr w:type="spellStart"/>
-      <w:r>
-        <w:t>si</w:t>
-      </w:r>
-      <w:proofErr w:type="spellEnd"/>
-      <w:r>
-        <w:t>), y son fundamentales para modelar condiciones complejas.</w:t>
+        <w:t>Operadores que permiten relacionar dos o más proposiciones para formar expresiones lógicas compuestas. Incluyen la conjunción (y), disyunción (o), negación (no), implicación (si… entonces) y equivalencia (si y solo si), y son fundamentales para modelar condiciones complejas.</w:t>
       </w:r>
     </w:p>
     <w:p>
@@ -4927,11 +4919,9 @@
             <w:pPr>
               <w:pStyle w:val="TextoTablas"/>
             </w:pPr>
-            <w:proofErr w:type="spellStart"/>
             <w:r>
               <w:t>Modularización</w:t>
             </w:r>
-            <w:proofErr w:type="spellEnd"/>
           </w:p>
         </w:tc>
         <w:tc>
@@ -5148,32 +5138,16 @@
           <w:b/>
         </w:rPr>
       </w:pPr>
-      <w:proofErr w:type="spellStart"/>
-      <w:r>
-        <w:rPr>
-          <w:b/>
-        </w:rPr>
-        <w:t>Indentación</w:t>
-      </w:r>
-      <w:proofErr w:type="spellEnd"/>
-      <w:r>
-        <w:rPr>
-          <w:b/>
-        </w:rPr>
-        <w:t xml:space="preserve"> y organización</w:t>
-      </w:r>
-    </w:p>
-    <w:p>
-      <w:r>
-        <w:t xml:space="preserve">Uso adecuado de sangrías, espacios y alineación del texto para representar visualmente la estructura lógica del algoritmo. Una correcta </w:t>
-      </w:r>
-      <w:proofErr w:type="spellStart"/>
-      <w:r>
-        <w:t>indentación</w:t>
-      </w:r>
-      <w:proofErr w:type="spellEnd"/>
-      <w:r>
-        <w:t xml:space="preserve"> mejora la legibilidad, facilita la comprensión y reduce errores en la interpretación del seudocódigo.</w:t>
+      <w:r>
+        <w:rPr>
+          <w:b/>
+        </w:rPr>
+        <w:t>Indentación y organización</w:t>
+      </w:r>
+    </w:p>
+    <w:p>
+      <w:r>
+        <w:t>Uso adecuado de sangrías, espacios y alineación del texto para representar visualmente la estructura lógica del algoritmo. Una correcta indentación mejora la legibilidad, facilita la comprensión y reduce errores en la interpretación del seudocódigo.</w:t>
       </w:r>
     </w:p>
     <w:p>
@@ -7141,7 +7115,19 @@
                 <w:b/>
               </w:rPr>
               <w:lastRenderedPageBreak/>
-              <w:t xml:space="preserve">Transcripción del video: </w:t>
+              <w:t>Transcripción del video</w:t>
+            </w:r>
+            <w:r>
+              <w:rPr>
+                <w:b/>
+              </w:rPr>
+              <w:t>.</w:t>
+            </w:r>
+            <w:r>
+              <w:rPr>
+                <w:b/>
+              </w:rPr>
+              <w:t xml:space="preserve"> </w:t>
             </w:r>
             <w:r>
               <w:t>Aplicación de algoritmos</w:t>
@@ -7156,28 +7142,12 @@
           </w:tcPr>
           <w:p>
             <w:r>
-              <w:t xml:space="preserve">El algoritmo comienza en la instrucción Inicio, donde se preparan los elementos necesarios para su ejecución. Primero, se define la variable edad como un dato entero, luego la variable salario como un dato real y finalmente </w:t>
-            </w:r>
-            <w:proofErr w:type="spellStart"/>
-            <w:r>
-              <w:t>esActivo</w:t>
-            </w:r>
-            <w:proofErr w:type="spellEnd"/>
-            <w:r>
-              <w:t xml:space="preserve"> como un dato booleano.</w:t>
+              <w:t>El algoritmo comienza en la instrucción Inicio, donde se preparan los elementos necesarios para su ejecución. Primero, se define la variable edad como un dato entero, luego la variable salario como un dato real y finalmente esActivo como un dato booleano.</w:t>
             </w:r>
           </w:p>
           <w:p>
             <w:r>
-              <w:t xml:space="preserve">A continuación, se asignan los valores correspondientes: edad toma el valor 25, salario recibe el valor 150.000 y </w:t>
-            </w:r>
-            <w:proofErr w:type="spellStart"/>
-            <w:r>
-              <w:t>esActivo</w:t>
-            </w:r>
-            <w:proofErr w:type="spellEnd"/>
-            <w:r>
-              <w:t xml:space="preserve"> se establece como verdadero.</w:t>
+              <w:t>A continuación, se asignan los valores correspondientes: edad toma el valor 25, salario recibe el valor 150.000 y esActivo se establece como verdadero.</w:t>
             </w:r>
           </w:p>
           <w:p>
@@ -7263,15 +7233,7 @@
     </w:p>
     <w:p>
       <w:r>
-        <w:t xml:space="preserve">Permiten combinar y relacionar condiciones dentro de un algoritmo mediante expresiones como </w:t>
-      </w:r>
-      <w:proofErr w:type="spellStart"/>
-      <w:r>
-        <w:t>y</w:t>
-      </w:r>
-      <w:proofErr w:type="spellEnd"/>
-      <w:r>
-        <w:t>, o y no, facilitando la evaluación de múltiples criterios y la toma de decisiones complejas en estructuras condicionales y repetitivas.</w:t>
+        <w:t>Permiten combinar y relacionar condiciones dentro de un algoritmo mediante expresiones como y, o y no, facilitando la evaluación de múltiples criterios y la toma de decisiones complejas en estructuras condicionales y repetitivas.</w:t>
       </w:r>
     </w:p>
     <w:p>
@@ -8212,15 +8174,7 @@
     </w:p>
     <w:p>
       <w:r>
-        <w:t xml:space="preserve">A través de la </w:t>
-      </w:r>
-      <w:proofErr w:type="spellStart"/>
-      <w:r>
-        <w:t>modularización</w:t>
-      </w:r>
-      <w:proofErr w:type="spellEnd"/>
-      <w:r>
-        <w:t>, se busca dividir una solución en componentes funcionales que puedan desarrollarse, analizarse y probarse de forma individual, promoviendo la reutilización y el mantenimiento del código. Este enfoque no solo optimiza el proceso de desarrollo, sino que también favorece la escalabilidad de las soluciones.</w:t>
+        <w:t>A través de la modularización, se busca dividir una solución en componentes funcionales que puedan desarrollarse, analizarse y probarse de forma individual, promoviendo la reutilización y el mantenimiento del código. Este enfoque no solo optimiza el proceso de desarrollo, sino que también favorece la escalabilidad de las soluciones.</w:t>
       </w:r>
     </w:p>
     <w:p>
@@ -9481,6 +9435,7 @@
           </w:tcPr>
           <w:p>
             <w:pPr>
+              <w:ind w:firstLine="0"/>
               <w:rPr>
                 <w:b/>
               </w:rPr>
@@ -9489,7 +9444,13 @@
               <w:rPr>
                 <w:b/>
               </w:rPr>
-              <w:t xml:space="preserve">Transcripción del video: </w:t>
+              <w:t>Transcripción del video</w:t>
+            </w:r>
+            <w:r>
+              <w:rPr>
+                <w:b/>
+              </w:rPr>
+              <w:t xml:space="preserve">. </w:t>
             </w:r>
             <w:r>
               <w:t>Error lógico</w:t>
@@ -10201,116 +10162,158 @@
         <w:rPr>
           <w:lang w:val="es-MX" w:eastAsia="es-CO"/>
         </w:rPr>
-        <w:t xml:space="preserve">Aho, A. V., Lam, M. S., </w:t>
-      </w:r>
-      <w:proofErr w:type="spellStart"/>
-      <w:r>
-        <w:rPr>
-          <w:lang w:val="es-MX" w:eastAsia="es-CO"/>
-        </w:rPr>
-        <w:t>Sethi</w:t>
-      </w:r>
-      <w:proofErr w:type="spellEnd"/>
-      <w:r>
-        <w:rPr>
-          <w:lang w:val="es-MX" w:eastAsia="es-CO"/>
-        </w:rPr>
-        <w:t xml:space="preserve">, R. &amp; Ullman, J. D. (2006). </w:t>
-      </w:r>
-      <w:proofErr w:type="spellStart"/>
+        <w:t xml:space="preserve">Aho, A. V., Lam, M. S., Sethi, R. &amp; Ullman, J. D. (2006). </w:t>
+      </w:r>
       <w:r>
         <w:rPr>
           <w:i/>
           <w:iCs/>
           <w:lang w:val="es-MX" w:eastAsia="es-CO"/>
         </w:rPr>
-        <w:t>Compilers</w:t>
-      </w:r>
-      <w:proofErr w:type="spellEnd"/>
+        <w:t>Compilers: Principles, Techniques, and Tools (2nd ed.)</w:t>
+      </w:r>
+      <w:r>
+        <w:rPr>
+          <w:lang w:val="es-MX" w:eastAsia="es-CO"/>
+        </w:rPr>
+        <w:t>. Pearson.</w:t>
+      </w:r>
+    </w:p>
+    <w:p>
+      <w:pPr>
+        <w:rPr>
+          <w:lang w:val="es-MX" w:eastAsia="es-CO"/>
+        </w:rPr>
+      </w:pPr>
+      <w:r>
+        <w:rPr>
+          <w:lang w:val="es-MX" w:eastAsia="es-CO"/>
+        </w:rPr>
+        <w:t>Cormen, T. H., Leiserson, C. E., Rivest, R. L. &amp; Stein, C. (2022</w:t>
+      </w:r>
       <w:r>
         <w:rPr>
           <w:i/>
           <w:iCs/>
           <w:lang w:val="es-MX" w:eastAsia="es-CO"/>
         </w:rPr>
-        <w:t xml:space="preserve">: </w:t>
-      </w:r>
-      <w:proofErr w:type="spellStart"/>
+        <w:t xml:space="preserve">). Introduction to Algorithms </w:t>
+      </w:r>
+      <w:r>
+        <w:rPr>
+          <w:lang w:val="es-MX" w:eastAsia="es-CO"/>
+        </w:rPr>
+        <w:t>(4th ed.). MIT Press.</w:t>
+      </w:r>
+    </w:p>
+    <w:p>
+      <w:pPr>
+        <w:rPr>
+          <w:lang w:val="es-MX" w:eastAsia="es-CO"/>
+        </w:rPr>
+      </w:pPr>
+      <w:r>
+        <w:rPr>
+          <w:lang w:val="es-MX" w:eastAsia="es-CO"/>
+        </w:rPr>
+        <w:t xml:space="preserve">Deitel, P. &amp; Deitel, H. (2017). </w:t>
+      </w:r>
       <w:r>
         <w:rPr>
           <w:i/>
           <w:iCs/>
           <w:lang w:val="es-MX" w:eastAsia="es-CO"/>
         </w:rPr>
-        <w:t>Principles</w:t>
-      </w:r>
-      <w:proofErr w:type="spellEnd"/>
+        <w:t>C How to Program</w:t>
+      </w:r>
+      <w:r>
+        <w:rPr>
+          <w:lang w:val="es-MX" w:eastAsia="es-CO"/>
+        </w:rPr>
+        <w:t xml:space="preserve"> (8th ed.). Pearson.</w:t>
+      </w:r>
+    </w:p>
+    <w:p>
+      <w:pPr>
+        <w:rPr>
+          <w:lang w:val="es-MX" w:eastAsia="es-CO"/>
+        </w:rPr>
+      </w:pPr>
+      <w:r>
+        <w:rPr>
+          <w:lang w:val="es-MX" w:eastAsia="es-CO"/>
+        </w:rPr>
+        <w:t xml:space="preserve">Joyanes Aguilar, L. (2013). </w:t>
+      </w:r>
       <w:r>
         <w:rPr>
           <w:i/>
           <w:iCs/>
           <w:lang w:val="es-MX" w:eastAsia="es-CO"/>
         </w:rPr>
-        <w:t xml:space="preserve">, </w:t>
-      </w:r>
-      <w:proofErr w:type="spellStart"/>
+        <w:t>Fundamentos de programación: algoritmos, estructura de datos y objetos</w:t>
+      </w:r>
+      <w:r>
+        <w:rPr>
+          <w:lang w:val="es-MX" w:eastAsia="es-CO"/>
+        </w:rPr>
+        <w:t xml:space="preserve"> (5ª ed.). McGraw-Hill.</w:t>
+      </w:r>
+    </w:p>
+    <w:p>
+      <w:pPr>
+        <w:rPr>
+          <w:lang w:val="es-MX" w:eastAsia="es-CO"/>
+        </w:rPr>
+      </w:pPr>
+      <w:r>
+        <w:rPr>
+          <w:lang w:val="es-MX" w:eastAsia="es-CO"/>
+        </w:rPr>
+        <w:t xml:space="preserve">Knuth, D. E. (1997). </w:t>
+      </w:r>
       <w:r>
         <w:rPr>
           <w:i/>
           <w:iCs/>
           <w:lang w:val="es-MX" w:eastAsia="es-CO"/>
         </w:rPr>
-        <w:t>Techniques</w:t>
-      </w:r>
-      <w:proofErr w:type="spellEnd"/>
+        <w:t>The Art of Computer Programming, Volume 1: Fundamental Algorithms</w:t>
+      </w:r>
+      <w:r>
+        <w:rPr>
+          <w:lang w:val="es-MX" w:eastAsia="es-CO"/>
+        </w:rPr>
+        <w:t xml:space="preserve"> (3rd ed.). Addison-Wesley.</w:t>
+      </w:r>
+    </w:p>
+    <w:p>
+      <w:pPr>
+        <w:rPr>
+          <w:lang w:val="es-MX" w:eastAsia="es-CO"/>
+        </w:rPr>
+      </w:pPr>
+      <w:r>
+        <w:rPr>
+          <w:lang w:val="es-MX" w:eastAsia="es-CO"/>
+        </w:rPr>
+        <w:t xml:space="preserve">Pressman, R. S., &amp; Maxim, B. R. (2020). </w:t>
+      </w:r>
       <w:r>
         <w:rPr>
           <w:i/>
           <w:iCs/>
           <w:lang w:val="es-MX" w:eastAsia="es-CO"/>
         </w:rPr>
-        <w:t>, and Tools (2nd ed.)</w:t>
-      </w:r>
-      <w:r>
-        <w:rPr>
-          <w:lang w:val="es-MX" w:eastAsia="es-CO"/>
-        </w:rPr>
-        <w:t>. Pearson.</w:t>
-      </w:r>
-    </w:p>
-    <w:p>
-      <w:pPr>
-        <w:rPr>
-          <w:lang w:val="es-MX" w:eastAsia="es-CO"/>
-        </w:rPr>
-      </w:pPr>
-      <w:proofErr w:type="spellStart"/>
-      <w:r>
-        <w:rPr>
-          <w:lang w:val="es-MX" w:eastAsia="es-CO"/>
-        </w:rPr>
-        <w:t>Cormen</w:t>
-      </w:r>
-      <w:proofErr w:type="spellEnd"/>
-      <w:r>
-        <w:rPr>
-          <w:lang w:val="es-MX" w:eastAsia="es-CO"/>
-        </w:rPr>
-        <w:t xml:space="preserve">, T. H., </w:t>
-      </w:r>
-      <w:proofErr w:type="spellStart"/>
-      <w:r>
-        <w:rPr>
-          <w:lang w:val="es-MX" w:eastAsia="es-CO"/>
-        </w:rPr>
-        <w:t>Leiserson</w:t>
-      </w:r>
-      <w:proofErr w:type="spellEnd"/>
-      <w:r>
-        <w:rPr>
-          <w:lang w:val="es-MX" w:eastAsia="es-CO"/>
-        </w:rPr>
-        <w:t>, C. E., Rivest, R. L. &amp; Stein, C. (2022</w:t>
+        <w:t xml:space="preserve">Ingeniería de </w:t>
+      </w:r>
+      <w:r>
+        <w:rPr>
+          <w:rStyle w:val="Extranjerismo"/>
+          <w:i/>
+          <w:iCs/>
+        </w:rPr>
+        <w:t>software</w:t>
       </w:r>
       <w:r>
         <w:rPr>
@@ -10318,640 +10321,124 @@
           <w:iCs/>
           <w:lang w:val="es-MX" w:eastAsia="es-CO"/>
         </w:rPr>
-        <w:t xml:space="preserve">). </w:t>
-      </w:r>
-      <w:proofErr w:type="spellStart"/>
+        <w:t>: un enfoque práctico</w:t>
+      </w:r>
+      <w:r>
+        <w:rPr>
+          <w:lang w:val="es-MX" w:eastAsia="es-CO"/>
+        </w:rPr>
+        <w:t xml:space="preserve"> (9ª ed.). McGraw-Hill.</w:t>
+      </w:r>
+    </w:p>
+    <w:p>
+      <w:pPr>
+        <w:rPr>
+          <w:lang w:val="es-MX" w:eastAsia="es-CO"/>
+        </w:rPr>
+      </w:pPr>
+      <w:r>
+        <w:rPr>
+          <w:lang w:val="es-MX" w:eastAsia="es-CO"/>
+        </w:rPr>
+        <w:t xml:space="preserve">Rosen, K. H. (2019). </w:t>
+      </w:r>
       <w:r>
         <w:rPr>
           <w:i/>
           <w:iCs/>
           <w:lang w:val="es-MX" w:eastAsia="es-CO"/>
         </w:rPr>
-        <w:t>Introduction</w:t>
-      </w:r>
-      <w:proofErr w:type="spellEnd"/>
+        <w:t>Discrete Mathematics and Its Applications</w:t>
+      </w:r>
+      <w:r>
+        <w:rPr>
+          <w:lang w:val="es-MX" w:eastAsia="es-CO"/>
+        </w:rPr>
+        <w:t xml:space="preserve"> (8th ed.). McGraw-Hill.</w:t>
+      </w:r>
+    </w:p>
+    <w:p>
+      <w:pPr>
+        <w:rPr>
+          <w:lang w:val="es-MX" w:eastAsia="es-CO"/>
+        </w:rPr>
+      </w:pPr>
+      <w:r>
+        <w:rPr>
+          <w:lang w:val="es-MX" w:eastAsia="es-CO"/>
+        </w:rPr>
+        <w:t xml:space="preserve">Sebesta, R. W. (2016). </w:t>
+      </w:r>
       <w:r>
         <w:rPr>
           <w:i/>
           <w:iCs/>
           <w:lang w:val="es-MX" w:eastAsia="es-CO"/>
         </w:rPr>
-        <w:t xml:space="preserve"> </w:t>
-      </w:r>
-      <w:proofErr w:type="spellStart"/>
+        <w:t>Concepts of Programming Languages</w:t>
+      </w:r>
+      <w:r>
+        <w:rPr>
+          <w:lang w:val="es-MX" w:eastAsia="es-CO"/>
+        </w:rPr>
+        <w:t xml:space="preserve"> (11th ed.). Pearson.</w:t>
+      </w:r>
+    </w:p>
+    <w:p>
+      <w:pPr>
+        <w:rPr>
+          <w:lang w:val="es-MX" w:eastAsia="es-CO"/>
+        </w:rPr>
+      </w:pPr>
+      <w:r>
+        <w:rPr>
+          <w:lang w:val="es-MX" w:eastAsia="es-CO"/>
+        </w:rPr>
+        <w:t xml:space="preserve">Sommerville, I. (2016). </w:t>
+      </w:r>
+      <w:r>
+        <w:rPr>
+          <w:rStyle w:val="Extranjerismo"/>
+          <w:i/>
+          <w:iCs/>
+        </w:rPr>
+        <w:t>Software</w:t>
+      </w:r>
       <w:r>
         <w:rPr>
           <w:i/>
           <w:iCs/>
           <w:lang w:val="es-MX" w:eastAsia="es-CO"/>
         </w:rPr>
-        <w:t>to</w:t>
-      </w:r>
-      <w:proofErr w:type="spellEnd"/>
+        <w:t xml:space="preserve"> Engineering</w:t>
+      </w:r>
+      <w:r>
+        <w:rPr>
+          <w:lang w:val="es-MX" w:eastAsia="es-CO"/>
+        </w:rPr>
+        <w:t xml:space="preserve"> (10th ed.). Pearson.</w:t>
+      </w:r>
+    </w:p>
+    <w:p>
+      <w:pPr>
+        <w:rPr>
+          <w:lang w:val="es-MX" w:eastAsia="es-CO"/>
+        </w:rPr>
+      </w:pPr>
+      <w:r>
+        <w:rPr>
+          <w:lang w:val="es-MX" w:eastAsia="es-CO"/>
+        </w:rPr>
+        <w:t xml:space="preserve">Wirth, N. (1976). </w:t>
+      </w:r>
       <w:r>
         <w:rPr>
           <w:i/>
           <w:iCs/>
           <w:lang w:val="es-MX" w:eastAsia="es-CO"/>
         </w:rPr>
-        <w:t xml:space="preserve"> </w:t>
-      </w:r>
-      <w:proofErr w:type="spellStart"/>
-      <w:r>
-        <w:rPr>
-          <w:i/>
-          <w:iCs/>
-          <w:lang w:val="es-MX" w:eastAsia="es-CO"/>
-        </w:rPr>
-        <w:t>Algorithms</w:t>
-      </w:r>
-      <w:proofErr w:type="spellEnd"/>
-      <w:r>
-        <w:rPr>
-          <w:i/>
-          <w:iCs/>
-          <w:lang w:val="es-MX" w:eastAsia="es-CO"/>
-        </w:rPr>
-        <w:t xml:space="preserve"> </w:t>
-      </w:r>
-      <w:r>
-        <w:rPr>
-          <w:lang w:val="es-MX" w:eastAsia="es-CO"/>
-        </w:rPr>
-        <w:t xml:space="preserve">(4th ed.). MIT </w:t>
-      </w:r>
-      <w:proofErr w:type="spellStart"/>
-      <w:r>
-        <w:rPr>
-          <w:lang w:val="es-MX" w:eastAsia="es-CO"/>
-        </w:rPr>
-        <w:t>Press</w:t>
-      </w:r>
-      <w:proofErr w:type="spellEnd"/>
-      <w:r>
-        <w:rPr>
-          <w:lang w:val="es-MX" w:eastAsia="es-CO"/>
-        </w:rPr>
-        <w:t>.</w:t>
-      </w:r>
-    </w:p>
-    <w:p>
-      <w:pPr>
-        <w:rPr>
-          <w:lang w:val="es-MX" w:eastAsia="es-CO"/>
-        </w:rPr>
-      </w:pPr>
-      <w:proofErr w:type="spellStart"/>
-      <w:r>
-        <w:rPr>
-          <w:lang w:val="es-MX" w:eastAsia="es-CO"/>
-        </w:rPr>
-        <w:t>Deitel</w:t>
-      </w:r>
-      <w:proofErr w:type="spellEnd"/>
-      <w:r>
-        <w:rPr>
-          <w:lang w:val="es-MX" w:eastAsia="es-CO"/>
-        </w:rPr>
-        <w:t xml:space="preserve">, P. &amp; </w:t>
-      </w:r>
-      <w:proofErr w:type="spellStart"/>
-      <w:r>
-        <w:rPr>
-          <w:lang w:val="es-MX" w:eastAsia="es-CO"/>
-        </w:rPr>
-        <w:t>Deitel</w:t>
-      </w:r>
-      <w:proofErr w:type="spellEnd"/>
-      <w:r>
-        <w:rPr>
-          <w:lang w:val="es-MX" w:eastAsia="es-CO"/>
-        </w:rPr>
-        <w:t xml:space="preserve">, H. (2017). </w:t>
-      </w:r>
-      <w:r>
-        <w:rPr>
-          <w:i/>
-          <w:iCs/>
-          <w:lang w:val="es-MX" w:eastAsia="es-CO"/>
-        </w:rPr>
-        <w:t xml:space="preserve">C </w:t>
-      </w:r>
-      <w:proofErr w:type="spellStart"/>
-      <w:r>
-        <w:rPr>
-          <w:i/>
-          <w:iCs/>
-          <w:lang w:val="es-MX" w:eastAsia="es-CO"/>
-        </w:rPr>
-        <w:t>How</w:t>
-      </w:r>
-      <w:proofErr w:type="spellEnd"/>
-      <w:r>
-        <w:rPr>
-          <w:i/>
-          <w:iCs/>
-          <w:lang w:val="es-MX" w:eastAsia="es-CO"/>
-        </w:rPr>
-        <w:t xml:space="preserve"> </w:t>
-      </w:r>
-      <w:proofErr w:type="spellStart"/>
-      <w:r>
-        <w:rPr>
-          <w:i/>
-          <w:iCs/>
-          <w:lang w:val="es-MX" w:eastAsia="es-CO"/>
-        </w:rPr>
-        <w:t>to</w:t>
-      </w:r>
-      <w:proofErr w:type="spellEnd"/>
-      <w:r>
-        <w:rPr>
-          <w:i/>
-          <w:iCs/>
-          <w:lang w:val="es-MX" w:eastAsia="es-CO"/>
-        </w:rPr>
-        <w:t xml:space="preserve"> </w:t>
-      </w:r>
-      <w:proofErr w:type="spellStart"/>
-      <w:r>
-        <w:rPr>
-          <w:i/>
-          <w:iCs/>
-          <w:lang w:val="es-MX" w:eastAsia="es-CO"/>
-        </w:rPr>
-        <w:t>Program</w:t>
-      </w:r>
-      <w:proofErr w:type="spellEnd"/>
-      <w:r>
-        <w:rPr>
-          <w:lang w:val="es-MX" w:eastAsia="es-CO"/>
-        </w:rPr>
-        <w:t xml:space="preserve"> (8th ed.). Pearson.</w:t>
-      </w:r>
-    </w:p>
-    <w:p>
-      <w:pPr>
-        <w:rPr>
-          <w:lang w:val="es-MX" w:eastAsia="es-CO"/>
-        </w:rPr>
-      </w:pPr>
-      <w:r>
-        <w:rPr>
-          <w:lang w:val="es-MX" w:eastAsia="es-CO"/>
-        </w:rPr>
-        <w:t xml:space="preserve">Joyanes Aguilar, L. (2013). </w:t>
-      </w:r>
-      <w:r>
-        <w:rPr>
-          <w:i/>
-          <w:iCs/>
-          <w:lang w:val="es-MX" w:eastAsia="es-CO"/>
-        </w:rPr>
-        <w:t>Fundamentos de programación: algoritmos, estructura de datos y objetos</w:t>
-      </w:r>
-      <w:r>
-        <w:rPr>
-          <w:lang w:val="es-MX" w:eastAsia="es-CO"/>
-        </w:rPr>
-        <w:t xml:space="preserve"> (5ª ed.). McGraw-Hill.</w:t>
-      </w:r>
-    </w:p>
-    <w:p>
-      <w:pPr>
-        <w:rPr>
-          <w:lang w:val="es-MX" w:eastAsia="es-CO"/>
-        </w:rPr>
-      </w:pPr>
-      <w:r>
-        <w:rPr>
-          <w:lang w:val="es-MX" w:eastAsia="es-CO"/>
-        </w:rPr>
-        <w:t xml:space="preserve">Knuth, D. E. (1997). </w:t>
-      </w:r>
-      <w:proofErr w:type="spellStart"/>
-      <w:r>
-        <w:rPr>
-          <w:i/>
-          <w:iCs/>
-          <w:lang w:val="es-MX" w:eastAsia="es-CO"/>
-        </w:rPr>
-        <w:t>The</w:t>
-      </w:r>
-      <w:proofErr w:type="spellEnd"/>
-      <w:r>
-        <w:rPr>
-          <w:i/>
-          <w:iCs/>
-          <w:lang w:val="es-MX" w:eastAsia="es-CO"/>
-        </w:rPr>
-        <w:t xml:space="preserve"> Art </w:t>
-      </w:r>
-      <w:proofErr w:type="spellStart"/>
-      <w:r>
-        <w:rPr>
-          <w:i/>
-          <w:iCs/>
-          <w:lang w:val="es-MX" w:eastAsia="es-CO"/>
-        </w:rPr>
-        <w:t>of</w:t>
-      </w:r>
-      <w:proofErr w:type="spellEnd"/>
-      <w:r>
-        <w:rPr>
-          <w:i/>
-          <w:iCs/>
-          <w:lang w:val="es-MX" w:eastAsia="es-CO"/>
-        </w:rPr>
-        <w:t xml:space="preserve"> </w:t>
-      </w:r>
-      <w:proofErr w:type="spellStart"/>
-      <w:r>
-        <w:rPr>
-          <w:i/>
-          <w:iCs/>
-          <w:lang w:val="es-MX" w:eastAsia="es-CO"/>
-        </w:rPr>
-        <w:t>Computer</w:t>
-      </w:r>
-      <w:proofErr w:type="spellEnd"/>
-      <w:r>
-        <w:rPr>
-          <w:i/>
-          <w:iCs/>
-          <w:lang w:val="es-MX" w:eastAsia="es-CO"/>
-        </w:rPr>
-        <w:t xml:space="preserve"> </w:t>
-      </w:r>
-      <w:proofErr w:type="spellStart"/>
-      <w:r>
-        <w:rPr>
-          <w:i/>
-          <w:iCs/>
-          <w:lang w:val="es-MX" w:eastAsia="es-CO"/>
-        </w:rPr>
-        <w:t>Programming</w:t>
-      </w:r>
-      <w:proofErr w:type="spellEnd"/>
-      <w:r>
-        <w:rPr>
-          <w:i/>
-          <w:iCs/>
-          <w:lang w:val="es-MX" w:eastAsia="es-CO"/>
-        </w:rPr>
-        <w:t xml:space="preserve">, </w:t>
-      </w:r>
-      <w:proofErr w:type="spellStart"/>
-      <w:r>
-        <w:rPr>
-          <w:i/>
-          <w:iCs/>
-          <w:lang w:val="es-MX" w:eastAsia="es-CO"/>
-        </w:rPr>
-        <w:t>Volume</w:t>
-      </w:r>
-      <w:proofErr w:type="spellEnd"/>
-      <w:r>
-        <w:rPr>
-          <w:i/>
-          <w:iCs/>
-          <w:lang w:val="es-MX" w:eastAsia="es-CO"/>
-        </w:rPr>
-        <w:t xml:space="preserve"> 1: Fundamental </w:t>
-      </w:r>
-      <w:proofErr w:type="spellStart"/>
-      <w:r>
-        <w:rPr>
-          <w:i/>
-          <w:iCs/>
-          <w:lang w:val="es-MX" w:eastAsia="es-CO"/>
-        </w:rPr>
-        <w:t>Algorithms</w:t>
-      </w:r>
-      <w:proofErr w:type="spellEnd"/>
-      <w:r>
-        <w:rPr>
-          <w:lang w:val="es-MX" w:eastAsia="es-CO"/>
-        </w:rPr>
-        <w:t xml:space="preserve"> (3rd ed.). Addison-Wesley.</w:t>
-      </w:r>
-    </w:p>
-    <w:p>
-      <w:pPr>
-        <w:rPr>
-          <w:lang w:val="es-MX" w:eastAsia="es-CO"/>
-        </w:rPr>
-      </w:pPr>
-      <w:r>
-        <w:rPr>
-          <w:lang w:val="es-MX" w:eastAsia="es-CO"/>
-        </w:rPr>
-        <w:t xml:space="preserve">Pressman, R. S., &amp; </w:t>
-      </w:r>
-      <w:proofErr w:type="spellStart"/>
-      <w:r>
-        <w:rPr>
-          <w:lang w:val="es-MX" w:eastAsia="es-CO"/>
-        </w:rPr>
-        <w:t>Maxim</w:t>
-      </w:r>
-      <w:proofErr w:type="spellEnd"/>
-      <w:r>
-        <w:rPr>
-          <w:lang w:val="es-MX" w:eastAsia="es-CO"/>
-        </w:rPr>
-        <w:t xml:space="preserve">, B. R. (2020). </w:t>
-      </w:r>
-      <w:r>
-        <w:rPr>
-          <w:i/>
-          <w:iCs/>
-          <w:lang w:val="es-MX" w:eastAsia="es-CO"/>
-        </w:rPr>
-        <w:t xml:space="preserve">Ingeniería de </w:t>
-      </w:r>
-      <w:r>
-        <w:rPr>
-          <w:rStyle w:val="Extranjerismo"/>
-          <w:i/>
-          <w:iCs/>
-        </w:rPr>
-        <w:t>software</w:t>
-      </w:r>
-      <w:r>
-        <w:rPr>
-          <w:i/>
-          <w:iCs/>
-          <w:lang w:val="es-MX" w:eastAsia="es-CO"/>
-        </w:rPr>
-        <w:t>: un enfoque práctico</w:t>
-      </w:r>
-      <w:r>
-        <w:rPr>
-          <w:lang w:val="es-MX" w:eastAsia="es-CO"/>
-        </w:rPr>
-        <w:t xml:space="preserve"> (9ª ed.). McGraw-Hill.</w:t>
-      </w:r>
-    </w:p>
-    <w:p>
-      <w:pPr>
-        <w:rPr>
-          <w:lang w:val="es-MX" w:eastAsia="es-CO"/>
-        </w:rPr>
-      </w:pPr>
-      <w:r>
-        <w:rPr>
-          <w:lang w:val="es-MX" w:eastAsia="es-CO"/>
-        </w:rPr>
-        <w:t xml:space="preserve">Rosen, K. H. (2019). </w:t>
-      </w:r>
-      <w:r>
-        <w:rPr>
-          <w:i/>
-          <w:iCs/>
-          <w:lang w:val="es-MX" w:eastAsia="es-CO"/>
-        </w:rPr>
-        <w:t xml:space="preserve">Discrete </w:t>
-      </w:r>
-      <w:proofErr w:type="spellStart"/>
-      <w:r>
-        <w:rPr>
-          <w:i/>
-          <w:iCs/>
-          <w:lang w:val="es-MX" w:eastAsia="es-CO"/>
-        </w:rPr>
-        <w:t>Mathematics</w:t>
-      </w:r>
-      <w:proofErr w:type="spellEnd"/>
-      <w:r>
-        <w:rPr>
-          <w:i/>
-          <w:iCs/>
-          <w:lang w:val="es-MX" w:eastAsia="es-CO"/>
-        </w:rPr>
-        <w:t xml:space="preserve"> and </w:t>
-      </w:r>
-      <w:proofErr w:type="spellStart"/>
-      <w:r>
-        <w:rPr>
-          <w:i/>
-          <w:iCs/>
-          <w:lang w:val="es-MX" w:eastAsia="es-CO"/>
-        </w:rPr>
-        <w:t>Its</w:t>
-      </w:r>
-      <w:proofErr w:type="spellEnd"/>
-      <w:r>
-        <w:rPr>
-          <w:i/>
-          <w:iCs/>
-          <w:lang w:val="es-MX" w:eastAsia="es-CO"/>
-        </w:rPr>
-        <w:t xml:space="preserve"> </w:t>
-      </w:r>
-      <w:proofErr w:type="spellStart"/>
-      <w:r>
-        <w:rPr>
-          <w:i/>
-          <w:iCs/>
-          <w:lang w:val="es-MX" w:eastAsia="es-CO"/>
-        </w:rPr>
-        <w:t>Applications</w:t>
-      </w:r>
-      <w:proofErr w:type="spellEnd"/>
-      <w:r>
-        <w:rPr>
-          <w:lang w:val="es-MX" w:eastAsia="es-CO"/>
-        </w:rPr>
-        <w:t xml:space="preserve"> (8th ed.). McGraw-Hill.</w:t>
-      </w:r>
-    </w:p>
-    <w:p>
-      <w:pPr>
-        <w:rPr>
-          <w:lang w:val="es-MX" w:eastAsia="es-CO"/>
-        </w:rPr>
-      </w:pPr>
-      <w:r>
-        <w:rPr>
-          <w:lang w:val="es-MX" w:eastAsia="es-CO"/>
-        </w:rPr>
-        <w:t xml:space="preserve">Sebesta, R. W. (2016). </w:t>
-      </w:r>
-      <w:proofErr w:type="spellStart"/>
-      <w:r>
-        <w:rPr>
-          <w:i/>
-          <w:iCs/>
-          <w:lang w:val="es-MX" w:eastAsia="es-CO"/>
-        </w:rPr>
-        <w:t>Concepts</w:t>
-      </w:r>
-      <w:proofErr w:type="spellEnd"/>
-      <w:r>
-        <w:rPr>
-          <w:i/>
-          <w:iCs/>
-          <w:lang w:val="es-MX" w:eastAsia="es-CO"/>
-        </w:rPr>
-        <w:t xml:space="preserve"> </w:t>
-      </w:r>
-      <w:proofErr w:type="spellStart"/>
-      <w:r>
-        <w:rPr>
-          <w:i/>
-          <w:iCs/>
-          <w:lang w:val="es-MX" w:eastAsia="es-CO"/>
-        </w:rPr>
-        <w:t>of</w:t>
-      </w:r>
-      <w:proofErr w:type="spellEnd"/>
-      <w:r>
-        <w:rPr>
-          <w:i/>
-          <w:iCs/>
-          <w:lang w:val="es-MX" w:eastAsia="es-CO"/>
-        </w:rPr>
-        <w:t xml:space="preserve"> </w:t>
-      </w:r>
-      <w:proofErr w:type="spellStart"/>
-      <w:r>
-        <w:rPr>
-          <w:i/>
-          <w:iCs/>
-          <w:lang w:val="es-MX" w:eastAsia="es-CO"/>
-        </w:rPr>
-        <w:t>Programming</w:t>
-      </w:r>
-      <w:proofErr w:type="spellEnd"/>
-      <w:r>
-        <w:rPr>
-          <w:i/>
-          <w:iCs/>
-          <w:lang w:val="es-MX" w:eastAsia="es-CO"/>
-        </w:rPr>
-        <w:t xml:space="preserve"> </w:t>
-      </w:r>
-      <w:proofErr w:type="spellStart"/>
-      <w:r>
-        <w:rPr>
-          <w:i/>
-          <w:iCs/>
-          <w:lang w:val="es-MX" w:eastAsia="es-CO"/>
-        </w:rPr>
-        <w:t>Languages</w:t>
-      </w:r>
-      <w:proofErr w:type="spellEnd"/>
-      <w:r>
-        <w:rPr>
-          <w:lang w:val="es-MX" w:eastAsia="es-CO"/>
-        </w:rPr>
-        <w:t xml:space="preserve"> (11th ed.). Pearson.</w:t>
-      </w:r>
-    </w:p>
-    <w:p>
-      <w:pPr>
-        <w:rPr>
-          <w:lang w:val="es-MX" w:eastAsia="es-CO"/>
-        </w:rPr>
-      </w:pPr>
-      <w:r>
-        <w:rPr>
-          <w:lang w:val="es-MX" w:eastAsia="es-CO"/>
-        </w:rPr>
-        <w:t xml:space="preserve">Sommerville, I. (2016). </w:t>
-      </w:r>
-      <w:r>
-        <w:rPr>
-          <w:rStyle w:val="Extranjerismo"/>
-          <w:i/>
-          <w:iCs/>
-        </w:rPr>
-        <w:t>Software</w:t>
-      </w:r>
-      <w:r>
-        <w:rPr>
-          <w:i/>
-          <w:iCs/>
-          <w:lang w:val="es-MX" w:eastAsia="es-CO"/>
-        </w:rPr>
-        <w:t xml:space="preserve"> </w:t>
-      </w:r>
-      <w:proofErr w:type="spellStart"/>
-      <w:r>
-        <w:rPr>
-          <w:i/>
-          <w:iCs/>
-          <w:lang w:val="es-MX" w:eastAsia="es-CO"/>
-        </w:rPr>
-        <w:t>Engineering</w:t>
-      </w:r>
-      <w:proofErr w:type="spellEnd"/>
-      <w:r>
-        <w:rPr>
-          <w:lang w:val="es-MX" w:eastAsia="es-CO"/>
-        </w:rPr>
-        <w:t xml:space="preserve"> (10th ed.). Pearson.</w:t>
-      </w:r>
-    </w:p>
-    <w:p>
-      <w:pPr>
-        <w:rPr>
-          <w:lang w:val="es-MX" w:eastAsia="es-CO"/>
-        </w:rPr>
-      </w:pPr>
-      <w:r>
-        <w:rPr>
-          <w:lang w:val="es-MX" w:eastAsia="es-CO"/>
-        </w:rPr>
-        <w:t xml:space="preserve">Wirth, N. (1976). </w:t>
-      </w:r>
-      <w:proofErr w:type="spellStart"/>
-      <w:r>
-        <w:rPr>
-          <w:i/>
-          <w:iCs/>
-          <w:lang w:val="es-MX" w:eastAsia="es-CO"/>
-        </w:rPr>
-        <w:t>Algorithms</w:t>
-      </w:r>
-      <w:proofErr w:type="spellEnd"/>
-      <w:r>
-        <w:rPr>
-          <w:i/>
-          <w:iCs/>
-          <w:lang w:val="es-MX" w:eastAsia="es-CO"/>
-        </w:rPr>
-        <w:t xml:space="preserve"> + Data </w:t>
-      </w:r>
-      <w:proofErr w:type="spellStart"/>
-      <w:r>
-        <w:rPr>
-          <w:i/>
-          <w:iCs/>
-          <w:lang w:val="es-MX" w:eastAsia="es-CO"/>
-        </w:rPr>
-        <w:t>Structures</w:t>
-      </w:r>
-      <w:proofErr w:type="spellEnd"/>
-      <w:r>
-        <w:rPr>
-          <w:i/>
-          <w:iCs/>
-          <w:lang w:val="es-MX" w:eastAsia="es-CO"/>
-        </w:rPr>
-        <w:t xml:space="preserve"> = </w:t>
-      </w:r>
-      <w:proofErr w:type="spellStart"/>
-      <w:r>
-        <w:rPr>
-          <w:i/>
-          <w:iCs/>
-          <w:lang w:val="es-MX" w:eastAsia="es-CO"/>
-        </w:rPr>
-        <w:t>Programs</w:t>
-      </w:r>
-      <w:proofErr w:type="spellEnd"/>
+        <w:t>Algorithms + Data Structures = Programs</w:t>
+      </w:r>
       <w:r>
         <w:rPr>
           <w:lang w:val="es-MX" w:eastAsia="es-CO"/>
@@ -11162,15 +10649,7 @@
               </w:rPr>
             </w:pPr>
             <w:r>
-              <w:t xml:space="preserve">Diana Rocío </w:t>
-            </w:r>
-            <w:proofErr w:type="spellStart"/>
-            <w:r>
-              <w:t>Possos</w:t>
-            </w:r>
-            <w:proofErr w:type="spellEnd"/>
-            <w:r>
-              <w:t xml:space="preserve"> Beltrán</w:t>
+              <w:t>Diana Rocío Possos Beltrán</w:t>
             </w:r>
           </w:p>
         </w:tc>
@@ -11383,13 +10862,8 @@
             <w:pPr>
               <w:pStyle w:val="TextoTablas"/>
             </w:pPr>
-            <w:proofErr w:type="spellStart"/>
             <w:r>
-              <w:t>Veimar</w:t>
-            </w:r>
-            <w:proofErr w:type="spellEnd"/>
-            <w:r>
-              <w:t xml:space="preserve"> Celis Meléndez</w:t>
+              <w:t>Veimar Celis Meléndez</w:t>
             </w:r>
           </w:p>
         </w:tc>
@@ -11444,13 +10918,8 @@
               </w:rPr>
             </w:pPr>
             <w:r>
-              <w:t xml:space="preserve">Gilberto Junior Rodríguez </w:t>
+              <w:t>Gilberto Junior Rodríguez Rodríguez</w:t>
             </w:r>
-            <w:proofErr w:type="spellStart"/>
-            <w:r>
-              <w:t>Rodríguez</w:t>
-            </w:r>
-            <w:proofErr w:type="spellEnd"/>
           </w:p>
         </w:tc>
         <w:tc>
@@ -19615,21 +19084,6 @@
 </file>
 
 <file path=customXml/item1.xml><?xml version="1.0" encoding="utf-8"?>
-<p:properties xmlns:p="http://schemas.microsoft.com/office/2006/metadata/properties" xmlns:xsi="http://www.w3.org/2001/XMLSchema-instance" xmlns:pc="http://schemas.microsoft.com/office/infopath/2007/PartnerControls">
-  <documentManagement>
-    <TaxCatchAll xmlns="13c90a0b-73bc-4dc0-be5f-28d77b615beb" xsi:nil="true"/>
-    <lcf76f155ced4ddcb4097134ff3c332f xmlns="13c93bba-48ce-428c-bfe5-88b42c19b028">
-      <Terms xmlns="http://schemas.microsoft.com/office/infopath/2007/PartnerControls"/>
-    </lcf76f155ced4ddcb4097134ff3c332f>
-  </documentManagement>
-</p:properties>
-</file>
-
-<file path=customXml/item2.xml><?xml version="1.0" encoding="utf-8"?>
-<b:Sources xmlns:b="http://schemas.openxmlformats.org/officeDocument/2006/bibliography" xmlns="http://schemas.openxmlformats.org/officeDocument/2006/bibliography" SelectedStyle="\APASixthEditionOfficeOnline.xsl" StyleName="APA" Version="6"/>
-</file>
-
-<file path=customXml/item3.xml><?xml version="1.0" encoding="utf-8"?>
 <ct:contentTypeSchema xmlns:ct="http://schemas.microsoft.com/office/2006/metadata/contentType" xmlns:ma="http://schemas.microsoft.com/office/2006/metadata/properties/metaAttributes" ct:_="" ma:_="" ma:contentTypeName="Documento" ma:contentTypeID="0x0101006A81D6BD42E8DF4C91013959704817E1" ma:contentTypeVersion="15" ma:contentTypeDescription="Crear nuevo documento." ma:contentTypeScope="" ma:versionID="bf4f72ffd194f0963ff564daca6869f7">
   <xsd:schema xmlns:xsd="http://www.w3.org/2001/XMLSchema" xmlns:xs="http://www.w3.org/2001/XMLSchema" xmlns:p="http://schemas.microsoft.com/office/2006/metadata/properties" xmlns:ns2="13c90a0b-73bc-4dc0-be5f-28d77b615beb" xmlns:ns3="13c93bba-48ce-428c-bfe5-88b42c19b028" targetNamespace="http://schemas.microsoft.com/office/2006/metadata/properties" ma:root="true" ma:fieldsID="8718d6f4873a5b1392a45044efa78385" ns2:_="" ns3:_="">
     <xsd:import namespace="13c90a0b-73bc-4dc0-be5f-28d77b615beb"/>
@@ -19864,6 +19318,21 @@
 </ct:contentTypeSchema>
 </file>
 
+<file path=customXml/item2.xml><?xml version="1.0" encoding="utf-8"?>
+<b:Sources xmlns:b="http://schemas.openxmlformats.org/officeDocument/2006/bibliography" xmlns="http://schemas.openxmlformats.org/officeDocument/2006/bibliography" SelectedStyle="\APASixthEditionOfficeOnline.xsl" StyleName="APA" Version="6"/>
+</file>
+
+<file path=customXml/item3.xml><?xml version="1.0" encoding="utf-8"?>
+<p:properties xmlns:p="http://schemas.microsoft.com/office/2006/metadata/properties" xmlns:xsi="http://www.w3.org/2001/XMLSchema-instance" xmlns:pc="http://schemas.microsoft.com/office/infopath/2007/PartnerControls">
+  <documentManagement>
+    <TaxCatchAll xmlns="13c90a0b-73bc-4dc0-be5f-28d77b615beb" xsi:nil="true"/>
+    <lcf76f155ced4ddcb4097134ff3c332f xmlns="13c93bba-48ce-428c-bfe5-88b42c19b028">
+      <Terms xmlns="http://schemas.microsoft.com/office/infopath/2007/PartnerControls"/>
+    </lcf76f155ced4ddcb4097134ff3c332f>
+  </documentManagement>
+</p:properties>
+</file>
+
 <file path=customXml/item4.xml><?xml version="1.0" encoding="utf-8"?>
 <?mso-contentType ?>
 <FormTemplates xmlns="http://schemas.microsoft.com/sharepoint/v3/contenttype/forms">
@@ -19874,25 +19343,6 @@
 </file>
 
 <file path=customXml/itemProps1.xml><?xml version="1.0" encoding="utf-8"?>
-<ds:datastoreItem xmlns:ds="http://schemas.openxmlformats.org/officeDocument/2006/customXml" ds:itemID="{624E9F60-0C9F-412A-A057-AB0D9093E6D5}">
-  <ds:schemaRefs>
-    <ds:schemaRef ds:uri="http://schemas.microsoft.com/office/2006/metadata/properties"/>
-    <ds:schemaRef ds:uri="http://schemas.microsoft.com/office/infopath/2007/PartnerControls"/>
-    <ds:schemaRef ds:uri="13c90a0b-73bc-4dc0-be5f-28d77b615beb"/>
-    <ds:schemaRef ds:uri="13c93bba-48ce-428c-bfe5-88b42c19b028"/>
-  </ds:schemaRefs>
-</ds:datastoreItem>
-</file>
-
-<file path=customXml/itemProps2.xml><?xml version="1.0" encoding="utf-8"?>
-<ds:datastoreItem xmlns:ds="http://schemas.openxmlformats.org/officeDocument/2006/customXml" ds:itemID="{29514B4A-AFF4-457A-9AC2-42E5B18F1515}">
-  <ds:schemaRefs>
-    <ds:schemaRef ds:uri="http://schemas.openxmlformats.org/officeDocument/2006/bibliography"/>
-  </ds:schemaRefs>
-</ds:datastoreItem>
-</file>
-
-<file path=customXml/itemProps3.xml><?xml version="1.0" encoding="utf-8"?>
 <ds:datastoreItem xmlns:ds="http://schemas.openxmlformats.org/officeDocument/2006/customXml" ds:itemID="{1D8D116D-27D7-47B1-B2A1-1CEF7FEF33CA}">
   <ds:schemaRefs>
     <ds:schemaRef ds:uri="http://schemas.microsoft.com/office/2006/metadata/contentType"/>
@@ -19911,6 +19361,25 @@
 </ds:datastoreItem>
 </file>
 
+<file path=customXml/itemProps2.xml><?xml version="1.0" encoding="utf-8"?>
+<ds:datastoreItem xmlns:ds="http://schemas.openxmlformats.org/officeDocument/2006/customXml" ds:itemID="{29514B4A-AFF4-457A-9AC2-42E5B18F1515}">
+  <ds:schemaRefs>
+    <ds:schemaRef ds:uri="http://schemas.openxmlformats.org/officeDocument/2006/bibliography"/>
+  </ds:schemaRefs>
+</ds:datastoreItem>
+</file>
+
+<file path=customXml/itemProps3.xml><?xml version="1.0" encoding="utf-8"?>
+<ds:datastoreItem xmlns:ds="http://schemas.openxmlformats.org/officeDocument/2006/customXml" ds:itemID="{624E9F60-0C9F-412A-A057-AB0D9093E6D5}">
+  <ds:schemaRefs>
+    <ds:schemaRef ds:uri="http://schemas.microsoft.com/office/2006/metadata/properties"/>
+    <ds:schemaRef ds:uri="http://schemas.microsoft.com/office/infopath/2007/PartnerControls"/>
+    <ds:schemaRef ds:uri="13c90a0b-73bc-4dc0-be5f-28d77b615beb"/>
+    <ds:schemaRef ds:uri="13c93bba-48ce-428c-bfe5-88b42c19b028"/>
+  </ds:schemaRefs>
+</ds:datastoreItem>
+</file>
+
 <file path=customXml/itemProps4.xml><?xml version="1.0" encoding="utf-8"?>
 <ds:datastoreItem xmlns:ds="http://schemas.openxmlformats.org/officeDocument/2006/customXml" ds:itemID="{DBA27680-D450-4F07-A2FA-35F3246C1112}">
   <ds:schemaRefs>
